--- a/reports/ЛР3_Отчет_метрики_кода.docx
+++ b/reports/ЛР3_Отчет_метрики_кода.docx
@@ -174,6 +174,21 @@
       </w:r>
     </w:p>
     <w:p/>
+    <w:p>
+      <w:pPr>
+        <w:spacing w:after="40"/>
+        <w:ind w:firstLine="0"/>
+        <w:jc w:val="center"/>
+      </w:pPr>
+      <w:r>
+        <w:rPr>
+          <w:rFonts w:ascii="Times New Roman" w:hAnsi="Times New Roman"/>
+          <w:i/>
+          <w:sz w:val="28"/>
+        </w:rPr>
+        <w:t>Ответственный за лабораторную работу №3 — Ильин Андрей (разработчик)</w:t>
+      </w:r>
+    </w:p>
     <w:p/>
     <w:p/>
     <w:p/>
@@ -362,6 +377,38 @@
     </w:p>
     <w:p>
       <w:pPr>
+        <w:spacing w:before="120" w:after="0" w:line="360" w:lineRule="auto"/>
+        <w:ind w:firstLine="709"/>
+        <w:jc w:val="both"/>
+      </w:pPr>
+      <w:r>
+        <w:rPr>
+          <w:rFonts w:ascii="Times New Roman" w:hAnsi="Times New Roman"/>
+          <w:b w:val="0"/>
+          <w:i w:val="0"/>
+          <w:sz w:val="28"/>
+        </w:rPr>
+        <w:t>Анализаторы качества кода .NET (правила CA1501, CA1502, CA1505, CA1506 и команда «Анализ → Рассчитать метрики кода» в Visual Studio) применимы только к управляемому коду .NET, поэтому для Python-проекта был реализован собственный анализатор. Формулы метрик взяты из документации Microsoft: индекс сопровождаемости рассчитывается по той же формуле, что и в Visual Studio, а правила CA1501/CA1502/CA1505/CA1506 настраиваются в файле CodeMetricsConfig.txt в том же формате. Выходной XML повторяет структуру отчёта Metrics.exe (CodeMetricsReport), поэтому результаты сопоставимы с отчётами .NET-инструментов.</w:t>
+      </w:r>
+    </w:p>
+    <w:p>
+      <w:pPr>
+        <w:spacing w:before="120" w:after="0" w:line="360" w:lineRule="auto"/>
+        <w:ind w:firstLine="709"/>
+        <w:jc w:val="both"/>
+      </w:pPr>
+      <w:r>
+        <w:rPr>
+          <w:rFonts w:ascii="Times New Roman" w:hAnsi="Times New Roman"/>
+          <w:b w:val="0"/>
+          <w:i w:val="0"/>
+          <w:sz w:val="28"/>
+        </w:rPr>
+        <w:t>Проект «АрендаТех» разрабатывается командой из трёх человек. Лабораторная работа №3 относится к зоне ответственности разработчика: основной объём работ — реализация версии 2.0 и рефакторинг кода по метрикам — выполнен Ильиным Андреем; аналитик участвовал в постановке задачи, обосновании порогов и подготовке документации, тестировщик — в разработке тестов, поиске дефектов и проверке отчётов о метриках. Вклад участников приведён в таблице 1.</w:t>
+      </w:r>
+    </w:p>
+    <w:p>
+      <w:pPr>
         <w:keepNext/>
         <w:spacing w:before="160" w:after="80"/>
         <w:ind w:firstLine="0"/>
@@ -373,7 +420,309 @@
           <w:i/>
           <w:sz w:val="24"/>
         </w:rPr>
-        <w:t>Таблица 1 — Инструменты, использованные в работе</w:t>
+        <w:t>Таблица 1 — Состав команды и вклад в лабораторную работу №3</w:t>
+      </w:r>
+    </w:p>
+    <w:tbl>
+      <w:tblPr>
+        <w:tblStyle w:val="TableGrid"/>
+        <w:tblW w:type="auto" w:w="0"/>
+        <w:jc w:val="center"/>
+        <w:tblLayout w:type="fixed"/>
+        <w:tblLook w:firstColumn="1" w:firstRow="1" w:lastColumn="0" w:lastRow="0" w:noHBand="0" w:noVBand="1" w:val="04A0"/>
+        <w:tblLayout w:type="fixed"/>
+      </w:tblPr>
+      <w:tblGrid>
+        <w:gridCol w:w="1871"/>
+        <w:gridCol w:w="2098"/>
+        <w:gridCol w:w="5386"/>
+      </w:tblGrid>
+      <w:tr>
+        <w:trPr>
+          <w:tblHeader w:val="true"/>
+        </w:trPr>
+        <w:tc>
+          <w:tcPr>
+            <w:tcW w:type="dxa" w:w="1871"/>
+            <w:shd w:val="clear" w:color="auto" w:fill="E8EDF3"/>
+          </w:tcPr>
+          <w:p>
+            <w:pPr>
+              <w:spacing w:line="240" w:lineRule="auto"/>
+              <w:ind w:firstLine="0"/>
+              <w:jc w:val="center"/>
+            </w:pPr>
+            <w:r/>
+            <w:r>
+              <w:rPr>
+                <w:rFonts w:ascii="Times New Roman" w:hAnsi="Times New Roman"/>
+                <w:b/>
+                <w:sz w:val="19"/>
+              </w:rPr>
+              <w:t>Участник</w:t>
+            </w:r>
+          </w:p>
+        </w:tc>
+        <w:tc>
+          <w:tcPr>
+            <w:tcW w:type="dxa" w:w="2098"/>
+            <w:shd w:val="clear" w:color="auto" w:fill="E8EDF3"/>
+          </w:tcPr>
+          <w:p>
+            <w:pPr>
+              <w:spacing w:line="240" w:lineRule="auto"/>
+              <w:ind w:firstLine="0"/>
+              <w:jc w:val="center"/>
+            </w:pPr>
+            <w:r/>
+            <w:r>
+              <w:rPr>
+                <w:rFonts w:ascii="Times New Roman" w:hAnsi="Times New Roman"/>
+                <w:b/>
+                <w:sz w:val="19"/>
+              </w:rPr>
+              <w:t>Роль</w:t>
+            </w:r>
+          </w:p>
+        </w:tc>
+        <w:tc>
+          <w:tcPr>
+            <w:tcW w:type="dxa" w:w="5386"/>
+            <w:shd w:val="clear" w:color="auto" w:fill="E8EDF3"/>
+          </w:tcPr>
+          <w:p>
+            <w:pPr>
+              <w:spacing w:line="240" w:lineRule="auto"/>
+              <w:ind w:firstLine="0"/>
+              <w:jc w:val="center"/>
+            </w:pPr>
+            <w:r/>
+            <w:r>
+              <w:rPr>
+                <w:rFonts w:ascii="Times New Roman" w:hAnsi="Times New Roman"/>
+                <w:b/>
+                <w:sz w:val="19"/>
+              </w:rPr>
+              <w:t>Вклад в работу</w:t>
+            </w:r>
+          </w:p>
+        </w:tc>
+      </w:tr>
+      <w:tr>
+        <w:trPr>
+          <w:cantSplit/>
+        </w:trPr>
+        <w:tc>
+          <w:tcPr>
+            <w:tcW w:type="dxa" w:w="1871"/>
+          </w:tcPr>
+          <w:p>
+            <w:pPr>
+              <w:spacing w:line="240" w:lineRule="auto"/>
+              <w:ind w:firstLine="0"/>
+              <w:jc w:val="left"/>
+            </w:pPr>
+            <w:r/>
+            <w:r>
+              <w:rPr>
+                <w:rFonts w:ascii="Times New Roman" w:hAnsi="Times New Roman"/>
+                <w:sz w:val="19"/>
+              </w:rPr>
+              <w:t>Ильин Андрей</w:t>
+            </w:r>
+          </w:p>
+        </w:tc>
+        <w:tc>
+          <w:tcPr>
+            <w:tcW w:type="dxa" w:w="2098"/>
+          </w:tcPr>
+          <w:p>
+            <w:pPr>
+              <w:spacing w:line="240" w:lineRule="auto"/>
+              <w:ind w:firstLine="0"/>
+              <w:jc w:val="left"/>
+            </w:pPr>
+            <w:r/>
+            <w:r>
+              <w:rPr>
+                <w:rFonts w:ascii="Times New Roman" w:hAnsi="Times New Roman"/>
+                <w:sz w:val="19"/>
+              </w:rPr>
+              <w:t>Разработчик — ответственный за ЛР3</w:t>
+            </w:r>
+          </w:p>
+        </w:tc>
+        <w:tc>
+          <w:tcPr>
+            <w:tcW w:type="dxa" w:w="5386"/>
+          </w:tcPr>
+          <w:p>
+            <w:pPr>
+              <w:spacing w:line="240" w:lineRule="auto"/>
+              <w:ind w:firstLine="0"/>
+              <w:jc w:val="left"/>
+            </w:pPr>
+            <w:r/>
+            <w:r>
+              <w:rPr>
+                <w:rFonts w:ascii="Times New Roman" w:hAnsi="Times New Roman"/>
+                <w:sz w:val="19"/>
+              </w:rPr>
+              <w:t>архитектура версии 2.0 (домен, расчёт стоимости, штрафы, сценарии заявок и выдач, сервис-фасад), анализатор метрик metrics/code_metrics.py, рефакторинг по результатам измерений, интерфейс командной строки и демонстрационный сценарий</w:t>
+            </w:r>
+          </w:p>
+        </w:tc>
+      </w:tr>
+      <w:tr>
+        <w:trPr>
+          <w:cantSplit/>
+        </w:trPr>
+        <w:tc>
+          <w:tcPr>
+            <w:tcW w:type="dxa" w:w="1871"/>
+          </w:tcPr>
+          <w:p>
+            <w:pPr>
+              <w:spacing w:line="240" w:lineRule="auto"/>
+              <w:ind w:firstLine="0"/>
+              <w:jc w:val="left"/>
+            </w:pPr>
+            <w:r/>
+            <w:r>
+              <w:rPr>
+                <w:rFonts w:ascii="Times New Roman" w:hAnsi="Times New Roman"/>
+                <w:sz w:val="19"/>
+              </w:rPr>
+              <w:t>Арсланов Вадим</w:t>
+            </w:r>
+          </w:p>
+        </w:tc>
+        <w:tc>
+          <w:tcPr>
+            <w:tcW w:type="dxa" w:w="2098"/>
+          </w:tcPr>
+          <w:p>
+            <w:pPr>
+              <w:spacing w:line="240" w:lineRule="auto"/>
+              <w:ind w:firstLine="0"/>
+              <w:jc w:val="left"/>
+            </w:pPr>
+            <w:r/>
+            <w:r>
+              <w:rPr>
+                <w:rFonts w:ascii="Times New Roman" w:hAnsi="Times New Roman"/>
+                <w:sz w:val="19"/>
+              </w:rPr>
+              <w:t>Аналитик, менеджер</w:t>
+            </w:r>
+          </w:p>
+        </w:tc>
+        <w:tc>
+          <w:tcPr>
+            <w:tcW w:type="dxa" w:w="5386"/>
+          </w:tcPr>
+          <w:p>
+            <w:pPr>
+              <w:spacing w:line="240" w:lineRule="auto"/>
+              <w:ind w:firstLine="0"/>
+              <w:jc w:val="left"/>
+            </w:pPr>
+            <w:r/>
+            <w:r>
+              <w:rPr>
+                <w:rFonts w:ascii="Times New Roman" w:hAnsi="Times New Roman"/>
+                <w:sz w:val="19"/>
+              </w:rPr>
+              <w:t>постановка задачи и анализ требований, обоснование порогов CA1501/CA1502/CA1505/CA1506 в metrics/CodeMetricsConfig.txt, структура проекта и README, генератор отчёта reports/build_report.py, документация Doxygen</w:t>
+            </w:r>
+          </w:p>
+        </w:tc>
+      </w:tr>
+      <w:tr>
+        <w:trPr>
+          <w:cantSplit/>
+        </w:trPr>
+        <w:tc>
+          <w:tcPr>
+            <w:tcW w:type="dxa" w:w="1871"/>
+          </w:tcPr>
+          <w:p>
+            <w:pPr>
+              <w:spacing w:line="240" w:lineRule="auto"/>
+              <w:ind w:firstLine="0"/>
+              <w:jc w:val="left"/>
+            </w:pPr>
+            <w:r/>
+            <w:r>
+              <w:rPr>
+                <w:rFonts w:ascii="Times New Roman" w:hAnsi="Times New Roman"/>
+                <w:sz w:val="19"/>
+              </w:rPr>
+              <w:t>Колганов Иван</w:t>
+            </w:r>
+          </w:p>
+        </w:tc>
+        <w:tc>
+          <w:tcPr>
+            <w:tcW w:type="dxa" w:w="2098"/>
+          </w:tcPr>
+          <w:p>
+            <w:pPr>
+              <w:spacing w:line="240" w:lineRule="auto"/>
+              <w:ind w:firstLine="0"/>
+              <w:jc w:val="left"/>
+            </w:pPr>
+            <w:r/>
+            <w:r>
+              <w:rPr>
+                <w:rFonts w:ascii="Times New Roman" w:hAnsi="Times New Roman"/>
+                <w:sz w:val="19"/>
+              </w:rPr>
+              <w:t>Тестировщик</w:t>
+            </w:r>
+          </w:p>
+        </w:tc>
+        <w:tc>
+          <w:tcPr>
+            <w:tcW w:type="dxa" w:w="5386"/>
+          </w:tcPr>
+          <w:p>
+            <w:pPr>
+              <w:spacing w:line="240" w:lineRule="auto"/>
+              <w:ind w:firstLine="0"/>
+              <w:jc w:val="left"/>
+            </w:pPr>
+            <w:r/>
+            <w:r>
+              <w:rPr>
+                <w:rFonts w:ascii="Times New Roman" w:hAnsi="Times New Roman"/>
+                <w:sz w:val="19"/>
+              </w:rPr>
+              <w:t>unit-тесты (56 тестов), тесты анализатора метрик, поиск и описание дефектов (неработоспособный набор тестов из ЛР2, ошибка загрузки состояния), проверка отчётов о метриках и сравнения версий</w:t>
+            </w:r>
+          </w:p>
+        </w:tc>
+      </w:tr>
+    </w:tbl>
+    <w:p>
+      <w:pPr>
+        <w:spacing w:after="0"/>
+      </w:pPr>
+    </w:p>
+    <w:p>
+      <w:pPr>
+        <w:keepNext/>
+        <w:spacing w:before="160" w:after="80"/>
+        <w:ind w:firstLine="0"/>
+        <w:jc w:val="left"/>
+      </w:pPr>
+      <w:r>
+        <w:rPr>
+          <w:rFonts w:ascii="Times New Roman" w:hAnsi="Times New Roman"/>
+          <w:i/>
+          <w:sz w:val="24"/>
+        </w:rPr>
+        <w:t>Таблица 2 — Инструменты, использованные в работе</w:t>
       </w:r>
     </w:p>
     <w:tbl>
@@ -462,6 +811,9 @@
         </w:tc>
       </w:tr>
       <w:tr>
+        <w:trPr>
+          <w:cantSplit/>
+        </w:trPr>
         <w:tc>
           <w:tcPr>
             <w:tcW w:type="dxa" w:w="2948"/>
@@ -524,6 +876,9 @@
         </w:tc>
       </w:tr>
       <w:tr>
+        <w:trPr>
+          <w:cantSplit/>
+        </w:trPr>
         <w:tc>
           <w:tcPr>
             <w:tcW w:type="dxa" w:w="2948"/>
@@ -586,6 +941,9 @@
         </w:tc>
       </w:tr>
       <w:tr>
+        <w:trPr>
+          <w:cantSplit/>
+        </w:trPr>
         <w:tc>
           <w:tcPr>
             <w:tcW w:type="dxa" w:w="2948"/>
@@ -648,6 +1006,9 @@
         </w:tc>
       </w:tr>
       <w:tr>
+        <w:trPr>
+          <w:cantSplit/>
+        </w:trPr>
         <w:tc>
           <w:tcPr>
             <w:tcW w:type="dxa" w:w="2948"/>
@@ -710,6 +1071,9 @@
         </w:tc>
       </w:tr>
       <w:tr>
+        <w:trPr>
+          <w:cantSplit/>
+        </w:trPr>
         <w:tc>
           <w:tcPr>
             <w:tcW w:type="dxa" w:w="2948"/>
@@ -776,22 +1140,6 @@
       <w:pPr>
         <w:spacing w:after="0"/>
       </w:pPr>
-    </w:p>
-    <w:p>
-      <w:pPr>
-        <w:spacing w:before="120" w:after="0" w:line="360" w:lineRule="auto"/>
-        <w:ind w:firstLine="709"/>
-        <w:jc w:val="both"/>
-      </w:pPr>
-      <w:r>
-        <w:rPr>
-          <w:rFonts w:ascii="Times New Roman" w:hAnsi="Times New Roman"/>
-          <w:b w:val="0"/>
-          <w:i w:val="0"/>
-          <w:sz w:val="28"/>
-        </w:rPr>
-        <w:t>Анализаторы качества кода .NET (правила CA1501, CA1502, CA1505, CA1506 и команда «Анализ → Рассчитать метрики кода» в Visual Studio) применимы только к управляемому коду .NET, поэтому для Python-проекта был реализован собственный анализатор. Формулы метрик взяты из документации Microsoft: индекс сопровождаемости рассчитывается по той же формуле, что и в Visual Studio, а правила CA1501/CA1502/CA1505/CA1506 настраиваются в файле CodeMetricsConfig.txt в том же формате. Выходной XML повторяет структуру отчёта Metrics.exe (CodeMetricsReport), поэтому результаты сопоставимы с отчётами .NET-инструментов.</w:t>
-      </w:r>
     </w:p>
     <w:p>
       <w:pPr>
@@ -838,7 +1186,7 @@
           <w:i/>
           <w:sz w:val="24"/>
         </w:rPr>
-        <w:t>Таблица 2 — Измеряемые метрики</w:t>
+        <w:t>Таблица 3 — Измеряемые метрики</w:t>
       </w:r>
     </w:p>
     <w:tbl>
@@ -927,6 +1275,9 @@
         </w:tc>
       </w:tr>
       <w:tr>
+        <w:trPr>
+          <w:cantSplit/>
+        </w:trPr>
         <w:tc>
           <w:tcPr>
             <w:tcW w:type="dxa" w:w="2608"/>
@@ -989,6 +1340,9 @@
         </w:tc>
       </w:tr>
       <w:tr>
+        <w:trPr>
+          <w:cantSplit/>
+        </w:trPr>
         <w:tc>
           <w:tcPr>
             <w:tcW w:type="dxa" w:w="2608"/>
@@ -1051,6 +1405,9 @@
         </w:tc>
       </w:tr>
       <w:tr>
+        <w:trPr>
+          <w:cantSplit/>
+        </w:trPr>
         <w:tc>
           <w:tcPr>
             <w:tcW w:type="dxa" w:w="2608"/>
@@ -1113,6 +1470,9 @@
         </w:tc>
       </w:tr>
       <w:tr>
+        <w:trPr>
+          <w:cantSplit/>
+        </w:trPr>
         <w:tc>
           <w:tcPr>
             <w:tcW w:type="dxa" w:w="2608"/>
@@ -1175,6 +1535,9 @@
         </w:tc>
       </w:tr>
       <w:tr>
+        <w:trPr>
+          <w:cantSplit/>
+        </w:trPr>
         <w:tc>
           <w:tcPr>
             <w:tcW w:type="dxa" w:w="2608"/>
@@ -1237,6 +1600,9 @@
         </w:tc>
       </w:tr>
       <w:tr>
+        <w:trPr>
+          <w:cantSplit/>
+        </w:trPr>
         <w:tc>
           <w:tcPr>
             <w:tcW w:type="dxa" w:w="2608"/>
@@ -1299,6 +1665,9 @@
         </w:tc>
       </w:tr>
       <w:tr>
+        <w:trPr>
+          <w:cantSplit/>
+        </w:trPr>
         <w:tc>
           <w:tcPr>
             <w:tcW w:type="dxa" w:w="2608"/>
@@ -1361,6 +1730,9 @@
         </w:tc>
       </w:tr>
       <w:tr>
+        <w:trPr>
+          <w:cantSplit/>
+        </w:trPr>
         <w:tc>
           <w:tcPr>
             <w:tcW w:type="dxa" w:w="2608"/>
@@ -1560,7 +1932,7 @@
           <w:i/>
           <w:sz w:val="24"/>
         </w:rPr>
-        <w:t>Таблица 3 — Настроенные пороговые правила</w:t>
+        <w:t>Таблица 4 — Настроенные пороговые правила</w:t>
       </w:r>
     </w:p>
     <w:tbl>
@@ -1672,6 +2044,9 @@
         </w:tc>
       </w:tr>
       <w:tr>
+        <w:trPr>
+          <w:cantSplit/>
+        </w:trPr>
         <w:tc>
           <w:tcPr>
             <w:tcW w:type="dxa" w:w="1134"/>
@@ -1754,6 +2129,9 @@
         </w:tc>
       </w:tr>
       <w:tr>
+        <w:trPr>
+          <w:cantSplit/>
+        </w:trPr>
         <w:tc>
           <w:tcPr>
             <w:tcW w:type="dxa" w:w="1134"/>
@@ -1836,6 +2214,9 @@
         </w:tc>
       </w:tr>
       <w:tr>
+        <w:trPr>
+          <w:cantSplit/>
+        </w:trPr>
         <w:tc>
           <w:tcPr>
             <w:tcW w:type="dxa" w:w="1134"/>
@@ -1918,6 +2299,9 @@
         </w:tc>
       </w:tr>
       <w:tr>
+        <w:trPr>
+          <w:cantSplit/>
+        </w:trPr>
         <w:tc>
           <w:tcPr>
             <w:tcW w:type="dxa" w:w="1134"/>
@@ -2576,7 +2960,7 @@
           <w:i/>
           <w:sz w:val="24"/>
         </w:rPr>
-        <w:t>Таблица 4 — Форматы отчётов о метриках</w:t>
+        <w:t>Таблица 5 — Форматы отчётов о метриках</w:t>
       </w:r>
     </w:p>
     <w:tbl>
@@ -2642,6 +3026,9 @@
         </w:tc>
       </w:tr>
       <w:tr>
+        <w:trPr>
+          <w:cantSplit/>
+        </w:trPr>
         <w:tc>
           <w:tcPr>
             <w:tcW w:type="dxa" w:w="1247"/>
@@ -2684,6 +3071,9 @@
         </w:tc>
       </w:tr>
       <w:tr>
+        <w:trPr>
+          <w:cantSplit/>
+        </w:trPr>
         <w:tc>
           <w:tcPr>
             <w:tcW w:type="dxa" w:w="1247"/>
@@ -2726,6 +3116,9 @@
         </w:tc>
       </w:tr>
       <w:tr>
+        <w:trPr>
+          <w:cantSplit/>
+        </w:trPr>
         <w:tc>
           <w:tcPr>
             <w:tcW w:type="dxa" w:w="1247"/>
@@ -2768,6 +3161,9 @@
         </w:tc>
       </w:tr>
       <w:tr>
+        <w:trPr>
+          <w:cantSplit/>
+        </w:trPr>
         <w:tc>
           <w:tcPr>
             <w:tcW w:type="dxa" w:w="1247"/>
@@ -2934,7 +3330,7 @@
           <w:i/>
           <w:sz w:val="24"/>
         </w:rPr>
-        <w:t>Таблица 5 — Метрики версии 1.0</w:t>
+        <w:t>Таблица 6 — Метрики версии 1.0</w:t>
       </w:r>
     </w:p>
     <w:tbl>
@@ -3138,6 +3534,9 @@
         </w:tc>
       </w:tr>
       <w:tr>
+        <w:trPr>
+          <w:cantSplit/>
+        </w:trPr>
         <w:tc>
           <w:tcPr>
             <w:tcW w:type="dxa" w:w="3742"/>
@@ -3300,6 +3699,9 @@
         </w:tc>
       </w:tr>
       <w:tr>
+        <w:trPr>
+          <w:cantSplit/>
+        </w:trPr>
         <w:tc>
           <w:tcPr>
             <w:tcW w:type="dxa" w:w="3742"/>
@@ -3462,6 +3864,9 @@
         </w:tc>
       </w:tr>
       <w:tr>
+        <w:trPr>
+          <w:cantSplit/>
+        </w:trPr>
         <w:tc>
           <w:tcPr>
             <w:tcW w:type="dxa" w:w="3742"/>
@@ -3624,6 +4029,9 @@
         </w:tc>
       </w:tr>
       <w:tr>
+        <w:trPr>
+          <w:cantSplit/>
+        </w:trPr>
         <w:tc>
           <w:tcPr>
             <w:tcW w:type="dxa" w:w="3742"/>
@@ -3786,6 +4194,9 @@
         </w:tc>
       </w:tr>
       <w:tr>
+        <w:trPr>
+          <w:cantSplit/>
+        </w:trPr>
         <w:tc>
           <w:tcPr>
             <w:tcW w:type="dxa" w:w="3742"/>
@@ -4030,7 +4441,7 @@
           <w:i/>
           <w:sz w:val="24"/>
         </w:rPr>
-        <w:t>Таблица 6 — Метрики первой реализации v2.0</w:t>
+        <w:t>Таблица 7 — Метрики первой реализации v2.0</w:t>
       </w:r>
     </w:p>
     <w:tbl>
@@ -4234,6 +4645,9 @@
         </w:tc>
       </w:tr>
       <w:tr>
+        <w:trPr>
+          <w:cantSplit/>
+        </w:trPr>
         <w:tc>
           <w:tcPr>
             <w:tcW w:type="dxa" w:w="3742"/>
@@ -4396,6 +4810,9 @@
         </w:tc>
       </w:tr>
       <w:tr>
+        <w:trPr>
+          <w:cantSplit/>
+        </w:trPr>
         <w:tc>
           <w:tcPr>
             <w:tcW w:type="dxa" w:w="3742"/>
@@ -4558,6 +4975,9 @@
         </w:tc>
       </w:tr>
       <w:tr>
+        <w:trPr>
+          <w:cantSplit/>
+        </w:trPr>
         <w:tc>
           <w:tcPr>
             <w:tcW w:type="dxa" w:w="3742"/>
@@ -4720,6 +5140,9 @@
         </w:tc>
       </w:tr>
       <w:tr>
+        <w:trPr>
+          <w:cantSplit/>
+        </w:trPr>
         <w:tc>
           <w:tcPr>
             <w:tcW w:type="dxa" w:w="3742"/>
@@ -4882,6 +5305,9 @@
         </w:tc>
       </w:tr>
       <w:tr>
+        <w:trPr>
+          <w:cantSplit/>
+        </w:trPr>
         <w:tc>
           <w:tcPr>
             <w:tcW w:type="dxa" w:w="3742"/>
@@ -5078,7 +5504,7 @@
           <w:i/>
           <w:sz w:val="24"/>
         </w:rPr>
-        <w:t>Таблица 7 — Нарушения в первой реализации v2.0</w:t>
+        <w:t>Таблица 8 — Нарушения в первой реализации v2.0</w:t>
       </w:r>
     </w:p>
     <w:tbl>
@@ -5213,6 +5639,9 @@
         </w:tc>
       </w:tr>
       <w:tr>
+        <w:trPr>
+          <w:cantSplit/>
+        </w:trPr>
         <w:tc>
           <w:tcPr>
             <w:tcW w:type="dxa" w:w="1020"/>
@@ -5315,6 +5744,9 @@
         </w:tc>
       </w:tr>
       <w:tr>
+        <w:trPr>
+          <w:cantSplit/>
+        </w:trPr>
         <w:tc>
           <w:tcPr>
             <w:tcW w:type="dxa" w:w="1020"/>
@@ -5417,6 +5849,9 @@
         </w:tc>
       </w:tr>
       <w:tr>
+        <w:trPr>
+          <w:cantSplit/>
+        </w:trPr>
         <w:tc>
           <w:tcPr>
             <w:tcW w:type="dxa" w:w="1020"/>
@@ -5519,6 +5954,9 @@
         </w:tc>
       </w:tr>
       <w:tr>
+        <w:trPr>
+          <w:cantSplit/>
+        </w:trPr>
         <w:tc>
           <w:tcPr>
             <w:tcW w:type="dxa" w:w="1020"/>
@@ -5621,6 +6059,9 @@
         </w:tc>
       </w:tr>
       <w:tr>
+        <w:trPr>
+          <w:cantSplit/>
+        </w:trPr>
         <w:tc>
           <w:tcPr>
             <w:tcW w:type="dxa" w:w="1020"/>
@@ -5723,6 +6164,9 @@
         </w:tc>
       </w:tr>
       <w:tr>
+        <w:trPr>
+          <w:cantSplit/>
+        </w:trPr>
         <w:tc>
           <w:tcPr>
             <w:tcW w:type="dxa" w:w="1020"/>
@@ -5843,7 +6287,7 @@
           <w:i/>
           <w:sz w:val="24"/>
         </w:rPr>
-        <w:t>Таблица 8 — Самые сложные методы первой реализации</w:t>
+        <w:t>Таблица 9 — Самые сложные методы первой реализации</w:t>
       </w:r>
     </w:p>
     <w:tbl>
@@ -5955,6 +6399,9 @@
         </w:tc>
       </w:tr>
       <w:tr>
+        <w:trPr>
+          <w:cantSplit/>
+        </w:trPr>
         <w:tc>
           <w:tcPr>
             <w:tcW w:type="dxa" w:w="3742"/>
@@ -6037,6 +6484,9 @@
         </w:tc>
       </w:tr>
       <w:tr>
+        <w:trPr>
+          <w:cantSplit/>
+        </w:trPr>
         <w:tc>
           <w:tcPr>
             <w:tcW w:type="dxa" w:w="3742"/>
@@ -6119,6 +6569,9 @@
         </w:tc>
       </w:tr>
       <w:tr>
+        <w:trPr>
+          <w:cantSplit/>
+        </w:trPr>
         <w:tc>
           <w:tcPr>
             <w:tcW w:type="dxa" w:w="3742"/>
@@ -6201,6 +6654,9 @@
         </w:tc>
       </w:tr>
       <w:tr>
+        <w:trPr>
+          <w:cantSplit/>
+        </w:trPr>
         <w:tc>
           <w:tcPr>
             <w:tcW w:type="dxa" w:w="3742"/>
@@ -6283,6 +6739,9 @@
         </w:tc>
       </w:tr>
       <w:tr>
+        <w:trPr>
+          <w:cantSplit/>
+        </w:trPr>
         <w:tc>
           <w:tcPr>
             <w:tcW w:type="dxa" w:w="3742"/>
@@ -6415,7 +6874,7 @@
           <w:i/>
           <w:sz w:val="24"/>
         </w:rPr>
-        <w:t>Таблица 9 — Проблемы, выявленные метриками, и решения</w:t>
+        <w:t>Таблица 10 — Проблемы, выявленные метриками, и решения</w:t>
       </w:r>
     </w:p>
     <w:tbl>
@@ -6504,6 +6963,9 @@
         </w:tc>
       </w:tr>
       <w:tr>
+        <w:trPr>
+          <w:cantSplit/>
+        </w:trPr>
         <w:tc>
           <w:tcPr>
             <w:tcW w:type="dxa" w:w="4195"/>
@@ -6566,6 +7028,9 @@
         </w:tc>
       </w:tr>
       <w:tr>
+        <w:trPr>
+          <w:cantSplit/>
+        </w:trPr>
         <w:tc>
           <w:tcPr>
             <w:tcW w:type="dxa" w:w="4195"/>
@@ -6628,6 +7093,9 @@
         </w:tc>
       </w:tr>
       <w:tr>
+        <w:trPr>
+          <w:cantSplit/>
+        </w:trPr>
         <w:tc>
           <w:tcPr>
             <w:tcW w:type="dxa" w:w="4195"/>
@@ -6690,6 +7158,9 @@
         </w:tc>
       </w:tr>
       <w:tr>
+        <w:trPr>
+          <w:cantSplit/>
+        </w:trPr>
         <w:tc>
           <w:tcPr>
             <w:tcW w:type="dxa" w:w="4195"/>
@@ -6752,6 +7223,9 @@
         </w:tc>
       </w:tr>
       <w:tr>
+        <w:trPr>
+          <w:cantSplit/>
+        </w:trPr>
         <w:tc>
           <w:tcPr>
             <w:tcW w:type="dxa" w:w="4195"/>
@@ -6814,6 +7288,9 @@
         </w:tc>
       </w:tr>
       <w:tr>
+        <w:trPr>
+          <w:cantSplit/>
+        </w:trPr>
         <w:tc>
           <w:tcPr>
             <w:tcW w:type="dxa" w:w="4195"/>
@@ -6876,6 +7353,9 @@
         </w:tc>
       </w:tr>
       <w:tr>
+        <w:trPr>
+          <w:cantSplit/>
+        </w:trPr>
         <w:tc>
           <w:tcPr>
             <w:tcW w:type="dxa" w:w="4195"/>
@@ -6938,6 +7418,9 @@
         </w:tc>
       </w:tr>
       <w:tr>
+        <w:trPr>
+          <w:cantSplit/>
+        </w:trPr>
         <w:tc>
           <w:tcPr>
             <w:tcW w:type="dxa" w:w="4195"/>
@@ -8678,7 +9161,7 @@
           <w:i/>
           <w:sz w:val="24"/>
         </w:rPr>
-        <w:t>Таблица 10 — Сравнение метрик трёх версий проекта</w:t>
+        <w:t>Таблица 11 — Сравнение метрик трёх версий проекта</w:t>
       </w:r>
     </w:p>
     <w:tbl>
@@ -8790,6 +9273,9 @@
         </w:tc>
       </w:tr>
       <w:tr>
+        <w:trPr>
+          <w:cantSplit/>
+        </w:trPr>
         <w:tc>
           <w:tcPr>
             <w:tcW w:type="dxa" w:w="3969"/>
@@ -8872,6 +9358,9 @@
         </w:tc>
       </w:tr>
       <w:tr>
+        <w:trPr>
+          <w:cantSplit/>
+        </w:trPr>
         <w:tc>
           <w:tcPr>
             <w:tcW w:type="dxa" w:w="3969"/>
@@ -8954,6 +9443,9 @@
         </w:tc>
       </w:tr>
       <w:tr>
+        <w:trPr>
+          <w:cantSplit/>
+        </w:trPr>
         <w:tc>
           <w:tcPr>
             <w:tcW w:type="dxa" w:w="3969"/>
@@ -9036,6 +9528,9 @@
         </w:tc>
       </w:tr>
       <w:tr>
+        <w:trPr>
+          <w:cantSplit/>
+        </w:trPr>
         <w:tc>
           <w:tcPr>
             <w:tcW w:type="dxa" w:w="3969"/>
@@ -9118,6 +9613,9 @@
         </w:tc>
       </w:tr>
       <w:tr>
+        <w:trPr>
+          <w:cantSplit/>
+        </w:trPr>
         <w:tc>
           <w:tcPr>
             <w:tcW w:type="dxa" w:w="3969"/>
@@ -9200,6 +9698,9 @@
         </w:tc>
       </w:tr>
       <w:tr>
+        <w:trPr>
+          <w:cantSplit/>
+        </w:trPr>
         <w:tc>
           <w:tcPr>
             <w:tcW w:type="dxa" w:w="3969"/>
@@ -9282,6 +9783,9 @@
         </w:tc>
       </w:tr>
       <w:tr>
+        <w:trPr>
+          <w:cantSplit/>
+        </w:trPr>
         <w:tc>
           <w:tcPr>
             <w:tcW w:type="dxa" w:w="3969"/>
@@ -9364,6 +9868,9 @@
         </w:tc>
       </w:tr>
       <w:tr>
+        <w:trPr>
+          <w:cantSplit/>
+        </w:trPr>
         <w:tc>
           <w:tcPr>
             <w:tcW w:type="dxa" w:w="3969"/>
@@ -9446,6 +9953,9 @@
         </w:tc>
       </w:tr>
       <w:tr>
+        <w:trPr>
+          <w:cantSplit/>
+        </w:trPr>
         <w:tc>
           <w:tcPr>
             <w:tcW w:type="dxa" w:w="3969"/>
@@ -9528,6 +10038,9 @@
         </w:tc>
       </w:tr>
       <w:tr>
+        <w:trPr>
+          <w:cantSplit/>
+        </w:trPr>
         <w:tc>
           <w:tcPr>
             <w:tcW w:type="dxa" w:w="3969"/>
@@ -9610,6 +10123,9 @@
         </w:tc>
       </w:tr>
       <w:tr>
+        <w:trPr>
+          <w:cantSplit/>
+        </w:trPr>
         <w:tc>
           <w:tcPr>
             <w:tcW w:type="dxa" w:w="3969"/>
@@ -9692,6 +10208,9 @@
         </w:tc>
       </w:tr>
       <w:tr>
+        <w:trPr>
+          <w:cantSplit/>
+        </w:trPr>
         <w:tc>
           <w:tcPr>
             <w:tcW w:type="dxa" w:w="3969"/>
@@ -9774,6 +10293,9 @@
         </w:tc>
       </w:tr>
       <w:tr>
+        <w:trPr>
+          <w:cantSplit/>
+        </w:trPr>
         <w:tc>
           <w:tcPr>
             <w:tcW w:type="dxa" w:w="3969"/>
@@ -9856,6 +10378,9 @@
         </w:tc>
       </w:tr>
       <w:tr>
+        <w:trPr>
+          <w:cantSplit/>
+        </w:trPr>
         <w:tc>
           <w:tcPr>
             <w:tcW w:type="dxa" w:w="3969"/>
@@ -9938,6 +10463,9 @@
         </w:tc>
       </w:tr>
       <w:tr>
+        <w:trPr>
+          <w:cantSplit/>
+        </w:trPr>
         <w:tc>
           <w:tcPr>
             <w:tcW w:type="dxa" w:w="3969"/>
@@ -10164,7 +10692,7 @@
           <w:i w:val="0"/>
           <w:sz w:val="28"/>
         </w:rPr>
-        <w:t>Метрики итоговой версии по модулям приведены в таблице 11: все 29 модулей находятся в зелёной зоне, максимальная связанность класса (16) не превышает порог 20 и относится к фасаду сервиса, который по определению агрегирует типы предметной области.</w:t>
+        <w:t>Метрики итоговой версии по модулям приведены в таблице 12: все 29 модулей находятся в зелёной зоне, максимальная связанность класса (16) не превышает порог 20 и относится к фасаду сервиса, который по определению агрегирует типы предметной области.</w:t>
       </w:r>
     </w:p>
     <w:p>
@@ -10180,7 +10708,7 @@
           <w:i/>
           <w:sz w:val="24"/>
         </w:rPr>
-        <w:t>Таблица 11 — Метрики итоговой версии 2.0</w:t>
+        <w:t>Таблица 12 — Метрики итоговой версии 2.0</w:t>
       </w:r>
     </w:p>
     <w:tbl>
@@ -10384,6 +10912,9 @@
         </w:tc>
       </w:tr>
       <w:tr>
+        <w:trPr>
+          <w:cantSplit/>
+        </w:trPr>
         <w:tc>
           <w:tcPr>
             <w:tcW w:type="dxa" w:w="3742"/>
@@ -10546,6 +11077,9 @@
         </w:tc>
       </w:tr>
       <w:tr>
+        <w:trPr>
+          <w:cantSplit/>
+        </w:trPr>
         <w:tc>
           <w:tcPr>
             <w:tcW w:type="dxa" w:w="3742"/>
@@ -10708,6 +11242,9 @@
         </w:tc>
       </w:tr>
       <w:tr>
+        <w:trPr>
+          <w:cantSplit/>
+        </w:trPr>
         <w:tc>
           <w:tcPr>
             <w:tcW w:type="dxa" w:w="3742"/>
@@ -10870,6 +11407,9 @@
         </w:tc>
       </w:tr>
       <w:tr>
+        <w:trPr>
+          <w:cantSplit/>
+        </w:trPr>
         <w:tc>
           <w:tcPr>
             <w:tcW w:type="dxa" w:w="3742"/>
@@ -11032,6 +11572,9 @@
         </w:tc>
       </w:tr>
       <w:tr>
+        <w:trPr>
+          <w:cantSplit/>
+        </w:trPr>
         <w:tc>
           <w:tcPr>
             <w:tcW w:type="dxa" w:w="3742"/>
@@ -11194,6 +11737,9 @@
         </w:tc>
       </w:tr>
       <w:tr>
+        <w:trPr>
+          <w:cantSplit/>
+        </w:trPr>
         <w:tc>
           <w:tcPr>
             <w:tcW w:type="dxa" w:w="3742"/>
@@ -11356,6 +11902,9 @@
         </w:tc>
       </w:tr>
       <w:tr>
+        <w:trPr>
+          <w:cantSplit/>
+        </w:trPr>
         <w:tc>
           <w:tcPr>
             <w:tcW w:type="dxa" w:w="3742"/>
@@ -11518,6 +12067,9 @@
         </w:tc>
       </w:tr>
       <w:tr>
+        <w:trPr>
+          <w:cantSplit/>
+        </w:trPr>
         <w:tc>
           <w:tcPr>
             <w:tcW w:type="dxa" w:w="3742"/>
@@ -11680,6 +12232,9 @@
         </w:tc>
       </w:tr>
       <w:tr>
+        <w:trPr>
+          <w:cantSplit/>
+        </w:trPr>
         <w:tc>
           <w:tcPr>
             <w:tcW w:type="dxa" w:w="3742"/>
@@ -11842,6 +12397,9 @@
         </w:tc>
       </w:tr>
       <w:tr>
+        <w:trPr>
+          <w:cantSplit/>
+        </w:trPr>
         <w:tc>
           <w:tcPr>
             <w:tcW w:type="dxa" w:w="3742"/>
@@ -12004,6 +12562,9 @@
         </w:tc>
       </w:tr>
       <w:tr>
+        <w:trPr>
+          <w:cantSplit/>
+        </w:trPr>
         <w:tc>
           <w:tcPr>
             <w:tcW w:type="dxa" w:w="3742"/>
@@ -12166,6 +12727,9 @@
         </w:tc>
       </w:tr>
       <w:tr>
+        <w:trPr>
+          <w:cantSplit/>
+        </w:trPr>
         <w:tc>
           <w:tcPr>
             <w:tcW w:type="dxa" w:w="3742"/>
@@ -12328,6 +12892,9 @@
         </w:tc>
       </w:tr>
       <w:tr>
+        <w:trPr>
+          <w:cantSplit/>
+        </w:trPr>
         <w:tc>
           <w:tcPr>
             <w:tcW w:type="dxa" w:w="3742"/>
@@ -12490,6 +13057,9 @@
         </w:tc>
       </w:tr>
       <w:tr>
+        <w:trPr>
+          <w:cantSplit/>
+        </w:trPr>
         <w:tc>
           <w:tcPr>
             <w:tcW w:type="dxa" w:w="3742"/>
@@ -12652,6 +13222,9 @@
         </w:tc>
       </w:tr>
       <w:tr>
+        <w:trPr>
+          <w:cantSplit/>
+        </w:trPr>
         <w:tc>
           <w:tcPr>
             <w:tcW w:type="dxa" w:w="3742"/>
@@ -12814,6 +13387,9 @@
         </w:tc>
       </w:tr>
       <w:tr>
+        <w:trPr>
+          <w:cantSplit/>
+        </w:trPr>
         <w:tc>
           <w:tcPr>
             <w:tcW w:type="dxa" w:w="3742"/>
@@ -12976,6 +13552,9 @@
         </w:tc>
       </w:tr>
       <w:tr>
+        <w:trPr>
+          <w:cantSplit/>
+        </w:trPr>
         <w:tc>
           <w:tcPr>
             <w:tcW w:type="dxa" w:w="3742"/>
@@ -13138,6 +13717,9 @@
         </w:tc>
       </w:tr>
       <w:tr>
+        <w:trPr>
+          <w:cantSplit/>
+        </w:trPr>
         <w:tc>
           <w:tcPr>
             <w:tcW w:type="dxa" w:w="3742"/>
@@ -13300,6 +13882,9 @@
         </w:tc>
       </w:tr>
       <w:tr>
+        <w:trPr>
+          <w:cantSplit/>
+        </w:trPr>
         <w:tc>
           <w:tcPr>
             <w:tcW w:type="dxa" w:w="3742"/>
@@ -13462,6 +14047,9 @@
         </w:tc>
       </w:tr>
       <w:tr>
+        <w:trPr>
+          <w:cantSplit/>
+        </w:trPr>
         <w:tc>
           <w:tcPr>
             <w:tcW w:type="dxa" w:w="3742"/>
@@ -13624,6 +14212,9 @@
         </w:tc>
       </w:tr>
       <w:tr>
+        <w:trPr>
+          <w:cantSplit/>
+        </w:trPr>
         <w:tc>
           <w:tcPr>
             <w:tcW w:type="dxa" w:w="3742"/>
@@ -13786,6 +14377,9 @@
         </w:tc>
       </w:tr>
       <w:tr>
+        <w:trPr>
+          <w:cantSplit/>
+        </w:trPr>
         <w:tc>
           <w:tcPr>
             <w:tcW w:type="dxa" w:w="3742"/>
@@ -13948,6 +14542,9 @@
         </w:tc>
       </w:tr>
       <w:tr>
+        <w:trPr>
+          <w:cantSplit/>
+        </w:trPr>
         <w:tc>
           <w:tcPr>
             <w:tcW w:type="dxa" w:w="3742"/>
@@ -14110,6 +14707,9 @@
         </w:tc>
       </w:tr>
       <w:tr>
+        <w:trPr>
+          <w:cantSplit/>
+        </w:trPr>
         <w:tc>
           <w:tcPr>
             <w:tcW w:type="dxa" w:w="3742"/>
@@ -14272,6 +14872,9 @@
         </w:tc>
       </w:tr>
       <w:tr>
+        <w:trPr>
+          <w:cantSplit/>
+        </w:trPr>
         <w:tc>
           <w:tcPr>
             <w:tcW w:type="dxa" w:w="3742"/>
@@ -14434,6 +15037,9 @@
         </w:tc>
       </w:tr>
       <w:tr>
+        <w:trPr>
+          <w:cantSplit/>
+        </w:trPr>
         <w:tc>
           <w:tcPr>
             <w:tcW w:type="dxa" w:w="3742"/>
@@ -14596,6 +15202,9 @@
         </w:tc>
       </w:tr>
       <w:tr>
+        <w:trPr>
+          <w:cantSplit/>
+        </w:trPr>
         <w:tc>
           <w:tcPr>
             <w:tcW w:type="dxa" w:w="3742"/>
@@ -14758,6 +15367,9 @@
         </w:tc>
       </w:tr>
       <w:tr>
+        <w:trPr>
+          <w:cantSplit/>
+        </w:trPr>
         <w:tc>
           <w:tcPr>
             <w:tcW w:type="dxa" w:w="3742"/>
@@ -14920,6 +15532,9 @@
         </w:tc>
       </w:tr>
       <w:tr>
+        <w:trPr>
+          <w:cantSplit/>
+        </w:trPr>
         <w:tc>
           <w:tcPr>
             <w:tcW w:type="dxa" w:w="3742"/>
@@ -15100,7 +15715,7 @@
           <w:i w:val="0"/>
           <w:sz w:val="28"/>
         </w:rPr>
-        <w:t>Сопоставление ключевых методов, которые нарушали порог в черновике, показано в таблице 12. Сложность снизилась за счёт выделения правил и сценариев: каждый метод теперь отвечает за одну операцию.</w:t>
+        <w:t>Сопоставление ключевых методов, которые нарушали порог в черновике, показано в таблице 13. Сложность снизилась за счёт выделения правил и сценариев: каждый метод теперь отвечает за одну операцию.</w:t>
       </w:r>
     </w:p>
     <w:p>
@@ -15116,7 +15731,7 @@
           <w:i/>
           <w:sz w:val="24"/>
         </w:rPr>
-        <w:t>Таблица 12 — Цикломатическая сложность ключевых методов</w:t>
+        <w:t>Таблица 13 — Цикломатическая сложность ключевых методов</w:t>
       </w:r>
     </w:p>
     <w:tbl>
@@ -15205,6 +15820,9 @@
         </w:tc>
       </w:tr>
       <w:tr>
+        <w:trPr>
+          <w:cantSplit/>
+        </w:trPr>
         <w:tc>
           <w:tcPr>
             <w:tcW w:type="dxa" w:w="4535"/>
@@ -15267,6 +15885,9 @@
         </w:tc>
       </w:tr>
       <w:tr>
+        <w:trPr>
+          <w:cantSplit/>
+        </w:trPr>
         <w:tc>
           <w:tcPr>
             <w:tcW w:type="dxa" w:w="4535"/>
@@ -15329,6 +15950,9 @@
         </w:tc>
       </w:tr>
       <w:tr>
+        <w:trPr>
+          <w:cantSplit/>
+        </w:trPr>
         <w:tc>
           <w:tcPr>
             <w:tcW w:type="dxa" w:w="4535"/>
@@ -15391,6 +16015,9 @@
         </w:tc>
       </w:tr>
       <w:tr>
+        <w:trPr>
+          <w:cantSplit/>
+        </w:trPr>
         <w:tc>
           <w:tcPr>
             <w:tcW w:type="dxa" w:w="4535"/>
@@ -15453,6 +16080,9 @@
         </w:tc>
       </w:tr>
       <w:tr>
+        <w:trPr>
+          <w:cantSplit/>
+        </w:trPr>
         <w:tc>
           <w:tcPr>
             <w:tcW w:type="dxa" w:w="4535"/>
@@ -15669,14 +16299,9 @@
       </w:r>
     </w:p>
     <w:p>
-      <w:r>
-        <w:br w:type="page"/>
-      </w:r>
-    </w:p>
-    <w:p>
       <w:pPr>
         <w:keepNext/>
-        <w:spacing w:before="280" w:after="160"/>
+        <w:spacing w:before="360" w:after="160"/>
         <w:ind w:firstLine="0"/>
         <w:jc w:val="center"/>
       </w:pPr>
